--- a/Cover_Letters/Shinoy_RWS_Senior_AI_Engineer_Cover_Letter.docx
+++ b/Cover_Letters/Shinoy_RWS_Senior_AI_Engineer_Cover_Letter.docx
@@ -14,7 +14,7 @@
     </w:p>
     <w:p>
       <w:r>
-        <w:t>October 07, 2026</w:t>
+        <w:t>October 22, 2026</w:t>
       </w:r>
     </w:p>
     <w:p>
@@ -35,7 +35,7 @@
     </w:p>
     <w:p>
       <w:r>
-        <w:t>Your focus on building robust evaluation platforms and production-ready AI capabilities connects with my background in test automation and framework design. In my recent work, I have built and maintained scalable testing frameworks and utilized AI tools like Gemini Code Assist to streamline test generation and deployment scripts. I appreciate how your team balances rigorous evaluation with practical delivery for enterprise systems.</w:t>
+        <w:t>Your focus on AI platforms and evaluation systems aligns closely with my background in software testing and automation. Throughout my career, I have focused on building scalable frameworks, setting up CI/CD pipelines, and integrating tools like Gemini Code Assist to streamline test generation and deployment scripts. I understand the complexities of maintaining high quality standards in automated systems and look forward to bringing that experience to RWS.</w:t>
       </w:r>
     </w:p>
     <w:p>
